--- a/pluska2526/Admin/DataScienceWithPython2526BSU.docx
+++ b/pluska2526/Admin/DataScienceWithPython2526BSU.docx
@@ -1,6 +1,6 @@
 
 <file path=word/document.xml><?xml version="1.0" encoding="utf-8"?>
-<w:document xmlns:wpc="http://schemas.microsoft.com/office/word/2010/wordprocessingCanvas" xmlns:cx="http://schemas.microsoft.com/office/drawing/2014/chartex" xmlns:cx1="http://schemas.microsoft.com/office/drawing/2015/9/8/chartex" xmlns:cx2="http://schemas.microsoft.com/office/drawing/2015/10/21/chartex" xmlns:cx3="http://schemas.microsoft.com/office/drawing/2016/5/9/chartex" xmlns:cx4="http://schemas.microsoft.com/office/drawing/2016/5/10/chartex" xmlns:cx5="http://schemas.microsoft.com/office/drawing/2016/5/11/chartex" xmlns:cx6="http://schemas.microsoft.com/office/drawing/2016/5/12/chartex" xmlns:cx7="http://schemas.microsoft.com/office/drawing/2016/5/13/chartex" xmlns:cx8="http://schemas.microsoft.com/office/drawing/2016/5/14/chartex" xmlns:mc="http://schemas.openxmlformats.org/markup-compatibility/2006" xmlns:aink="http://schemas.microsoft.com/office/drawing/2016/ink" xmlns:am3d="http://schemas.microsoft.com/office/drawing/2017/model3d" xmlns:o="urn:schemas-microsoft-com:office:office" xmlns:oel="http://schemas.microsoft.com/office/2019/extlst" xmlns:r="http://schemas.openxmlformats.org/officeDocument/2006/relationships" xmlns:m="http://schemas.openxmlformats.org/officeDocument/2006/math" xmlns:v="urn:schemas-microsoft-com:vml" xmlns:wp14="http://schemas.microsoft.com/office/word/2010/wordprocessingDrawing" xmlns:wp="http://schemas.openxmlformats.org/drawingml/2006/wordprocessingDrawing" xmlns:w10="urn:schemas-microsoft-com:office:word" xmlns:w="http://schemas.openxmlformats.org/wordprocessingml/2006/main" xmlns:w14="http://schemas.microsoft.com/office/word/2010/wordml" xmlns:w15="http://schemas.microsoft.com/office/word/2012/wordml" xmlns:w16cex="http://schemas.microsoft.com/office/word/2018/wordml/cex" xmlns:w16cid="http://schemas.microsoft.com/office/word/2016/wordml/cid" xmlns:w16="http://schemas.microsoft.com/office/word/2018/wordml" xmlns:w16du="http://schemas.microsoft.com/office/word/2023/wordml/word16du" xmlns:w16sdtdh="http://schemas.microsoft.com/office/word/2020/wordml/sdtdatahash" xmlns:w16sdtfl="http://schemas.microsoft.com/office/word/2024/wordml/sdtformatlock" xmlns:w16se="http://schemas.microsoft.com/office/word/2015/wordml/symex" xmlns:wpg="http://schemas.microsoft.com/office/word/2010/wordprocessingGroup" xmlns:wpi="http://schemas.microsoft.com/office/word/2010/wordprocessingInk" xmlns:wne="http://schemas.microsoft.com/office/word/2006/wordml" xmlns:wps="http://schemas.microsoft.com/office/word/2010/wordprocessingShape" mc:Ignorable="w14 w15 w16se w16cid w16 w16cex w16sdtdh w16sdtfl w16du wp14">
+<w:document xmlns:wpc="http://schemas.microsoft.com/office/word/2010/wordprocessingCanvas" xmlns:cx="http://schemas.microsoft.com/office/drawing/2014/chartex" xmlns:cx1="http://schemas.microsoft.com/office/drawing/2015/9/8/chartex" xmlns:cx2="http://schemas.microsoft.com/office/drawing/2015/10/21/chartex" xmlns:cx3="http://schemas.microsoft.com/office/drawing/2016/5/9/chartex" xmlns:cx4="http://schemas.microsoft.com/office/drawing/2016/5/10/chartex" xmlns:cx5="http://schemas.microsoft.com/office/drawing/2016/5/11/chartex" xmlns:cx6="http://schemas.microsoft.com/office/drawing/2016/5/12/chartex" xmlns:cx7="http://schemas.microsoft.com/office/drawing/2016/5/13/chartex" xmlns:cx8="http://schemas.microsoft.com/office/drawing/2016/5/14/chartex" xmlns:mc="http://schemas.openxmlformats.org/markup-compatibility/2006" xmlns:aink="http://schemas.microsoft.com/office/drawing/2016/ink" xmlns:am3d="http://schemas.microsoft.com/office/drawing/2017/model3d" xmlns:o="urn:schemas-microsoft-com:office:office" xmlns:r="http://schemas.openxmlformats.org/officeDocument/2006/relationships" xmlns:m="http://schemas.openxmlformats.org/officeDocument/2006/math" xmlns:v="urn:schemas-microsoft-com:vml" xmlns:wp14="http://schemas.microsoft.com/office/word/2010/wordprocessingDrawing" xmlns:wp="http://schemas.openxmlformats.org/drawingml/2006/wordprocessingDrawing" xmlns:w10="urn:schemas-microsoft-com:office:word" xmlns:w="http://schemas.openxmlformats.org/wordprocessingml/2006/main" xmlns:w14="http://schemas.microsoft.com/office/word/2010/wordml" xmlns:w15="http://schemas.microsoft.com/office/word/2012/wordml" xmlns:w16cex="http://schemas.microsoft.com/office/word/2018/wordml/cex" xmlns:w16cid="http://schemas.microsoft.com/office/word/2016/wordml/cid" xmlns:w16="http://schemas.microsoft.com/office/word/2018/wordml" xmlns:w16se="http://schemas.microsoft.com/office/word/2015/wordml/symex" xmlns:wpg="http://schemas.microsoft.com/office/word/2010/wordprocessingGroup" xmlns:wpi="http://schemas.microsoft.com/office/word/2010/wordprocessingInk" xmlns:wne="http://schemas.microsoft.com/office/word/2006/wordml" xmlns:wps="http://schemas.microsoft.com/office/word/2010/wordprocessingShape" mc:Ignorable="w14 w15 w16se w16cid w16 w16cex wp14">
   <w:body>
     <w:p>
       <w:pPr>
@@ -258,16 +258,57 @@
           <w:b/>
           <w:bCs/>
         </w:rPr>
-        <w:t>Instructor</w:t>
-      </w:r>
-      <w:proofErr w:type="gramStart"/>
+        <w:t>Instructor:</w:t>
+      </w:r>
+      <w:r>
+        <w:rPr>
+          <w:rFonts w:ascii="Arial" w:hAnsi="Arial" w:cs="Arial"/>
+        </w:rPr>
+        <w:t xml:space="preserve">  </w:t>
+      </w:r>
+      <w:r>
+        <w:rPr>
+          <w:rFonts w:ascii="Arial" w:hAnsi="Arial" w:cs="Arial"/>
+        </w:rPr>
+        <w:tab/>
+      </w:r>
+      <w:r>
+        <w:rPr>
+          <w:rFonts w:ascii="Arial" w:hAnsi="Arial" w:cs="Arial"/>
+        </w:rPr>
+        <w:t>Pluska</w:t>
+      </w:r>
+      <w:r>
+        <w:rPr>
+          <w:rFonts w:ascii="Arial" w:hAnsi="Arial" w:cs="Arial"/>
+        </w:rPr>
+        <w:tab/>
+      </w:r>
+      <w:r>
+        <w:rPr>
+          <w:rFonts w:ascii="Arial" w:hAnsi="Arial" w:cs="Arial"/>
+        </w:rPr>
+        <w:tab/>
+      </w:r>
+      <w:r>
+        <w:rPr>
+          <w:rFonts w:ascii="Arial" w:hAnsi="Arial" w:cs="Arial"/>
+        </w:rPr>
+        <w:tab/>
+      </w:r>
+      <w:r>
+        <w:rPr>
+          <w:rFonts w:ascii="Arial" w:hAnsi="Arial" w:cs="Arial"/>
+        </w:rPr>
+        <w:tab/>
+      </w:r>
       <w:r>
         <w:rPr>
           <w:rFonts w:ascii="Arial" w:hAnsi="Arial" w:cs="Arial"/>
           <w:b/>
           <w:bCs/>
         </w:rPr>
-        <w:t>:</w:t>
+        <w:t>Office Location:</w:t>
       </w:r>
       <w:r>
         <w:rPr>
@@ -279,74 +320,84 @@
         <w:rPr>
           <w:rFonts w:ascii="Arial" w:hAnsi="Arial" w:cs="Arial"/>
         </w:rPr>
-        <w:tab/>
-      </w:r>
-      <w:proofErr w:type="gramEnd"/>
-      <w:r>
-        <w:rPr>
-          <w:rFonts w:ascii="Arial" w:hAnsi="Arial" w:cs="Arial"/>
-        </w:rPr>
-        <w:t>Pluska</w:t>
-      </w:r>
-      <w:r>
-        <w:rPr>
-          <w:rFonts w:ascii="Arial" w:hAnsi="Arial" w:cs="Arial"/>
-        </w:rPr>
-        <w:tab/>
-      </w:r>
-      <w:r>
-        <w:rPr>
-          <w:rFonts w:ascii="Arial" w:hAnsi="Arial" w:cs="Arial"/>
-        </w:rPr>
-        <w:tab/>
-      </w:r>
-      <w:r>
-        <w:rPr>
-          <w:rFonts w:ascii="Arial" w:hAnsi="Arial" w:cs="Arial"/>
-        </w:rPr>
-        <w:tab/>
-      </w:r>
-      <w:r>
-        <w:rPr>
-          <w:rFonts w:ascii="Arial" w:hAnsi="Arial" w:cs="Arial"/>
-        </w:rPr>
-        <w:tab/>
-      </w:r>
+        <w:t>Room 401A</w:t>
+      </w:r>
+    </w:p>
+    <w:p>
+      <w:pPr>
+        <w:rPr>
+          <w:rFonts w:ascii="Arial" w:hAnsi="Arial" w:cs="Arial"/>
+        </w:rPr>
+      </w:pPr>
       <w:r>
         <w:rPr>
           <w:rFonts w:ascii="Arial" w:hAnsi="Arial" w:cs="Arial"/>
           <w:b/>
           <w:bCs/>
         </w:rPr>
-        <w:t>Office Location</w:t>
-      </w:r>
-      <w:proofErr w:type="gramStart"/>
+        <w:t>Phone:</w:t>
+      </w:r>
+      <w:r>
+        <w:rPr>
+          <w:rFonts w:ascii="Arial" w:hAnsi="Arial" w:cs="Arial"/>
+        </w:rPr>
+        <w:t xml:space="preserve">  </w:t>
+      </w:r>
+      <w:r>
+        <w:rPr>
+          <w:rFonts w:ascii="Arial" w:hAnsi="Arial" w:cs="Arial"/>
+        </w:rPr>
+        <w:tab/>
+      </w:r>
+      <w:r>
+        <w:rPr>
+          <w:rFonts w:ascii="Arial" w:hAnsi="Arial" w:cs="Arial"/>
+        </w:rPr>
+        <w:t>208-4722784</w:t>
+      </w:r>
+      <w:r>
+        <w:rPr>
+          <w:rFonts w:ascii="Arial" w:hAnsi="Arial" w:cs="Arial"/>
+        </w:rPr>
+        <w:tab/>
+      </w:r>
+      <w:r>
+        <w:rPr>
+          <w:rFonts w:ascii="Arial" w:hAnsi="Arial" w:cs="Arial"/>
+        </w:rPr>
+        <w:tab/>
+      </w:r>
+      <w:r>
+        <w:rPr>
+          <w:rFonts w:ascii="Arial" w:hAnsi="Arial" w:cs="Arial"/>
+        </w:rPr>
+        <w:tab/>
+      </w:r>
+      <w:r>
+        <w:rPr>
+          <w:rFonts w:ascii="Arial" w:hAnsi="Arial" w:cs="Arial"/>
+        </w:rPr>
+        <w:tab/>
+      </w:r>
       <w:r>
         <w:rPr>
           <w:rFonts w:ascii="Arial" w:hAnsi="Arial" w:cs="Arial"/>
           <w:b/>
           <w:bCs/>
         </w:rPr>
-        <w:t>:</w:t>
-      </w:r>
-      <w:r>
-        <w:rPr>
-          <w:rFonts w:ascii="Arial" w:hAnsi="Arial" w:cs="Arial"/>
-        </w:rPr>
-        <w:t xml:space="preserve">  </w:t>
-      </w:r>
-      <w:r>
-        <w:rPr>
-          <w:rFonts w:ascii="Arial" w:hAnsi="Arial" w:cs="Arial"/>
-        </w:rPr>
-        <w:t>Room</w:t>
-      </w:r>
-      <w:proofErr w:type="gramEnd"/>
-      <w:r>
-        <w:rPr>
-          <w:rFonts w:ascii="Arial" w:hAnsi="Arial" w:cs="Arial"/>
-        </w:rPr>
-        <w:t xml:space="preserve"> 401A</w:t>
+        <w:t>E-mail:</w:t>
+      </w:r>
+      <w:r>
+        <w:rPr>
+          <w:rFonts w:ascii="Arial" w:hAnsi="Arial" w:cs="Arial"/>
+        </w:rPr>
+        <w:t xml:space="preserve"> </w:t>
+      </w:r>
+      <w:r>
+        <w:rPr>
+          <w:rFonts w:ascii="Arial" w:hAnsi="Arial" w:cs="Arial"/>
+        </w:rPr>
+        <w:t>heidi.pluska@boiseschools.org</w:t>
       </w:r>
     </w:p>
     <w:p>
@@ -361,97 +412,13 @@
           <w:b/>
           <w:bCs/>
         </w:rPr>
-        <w:t>Phone:</w:t>
-      </w:r>
-      <w:r>
-        <w:rPr>
-          <w:rFonts w:ascii="Arial" w:hAnsi="Arial" w:cs="Arial"/>
-        </w:rPr>
-        <w:t xml:space="preserve">  </w:t>
-      </w:r>
-      <w:r>
-        <w:rPr>
-          <w:rFonts w:ascii="Arial" w:hAnsi="Arial" w:cs="Arial"/>
-        </w:rPr>
-        <w:tab/>
-      </w:r>
-      <w:r>
-        <w:rPr>
-          <w:rFonts w:ascii="Arial" w:hAnsi="Arial" w:cs="Arial"/>
-        </w:rPr>
-        <w:t>208-4722784</w:t>
-      </w:r>
-      <w:r>
-        <w:rPr>
-          <w:rFonts w:ascii="Arial" w:hAnsi="Arial" w:cs="Arial"/>
-        </w:rPr>
-        <w:tab/>
-      </w:r>
-      <w:r>
-        <w:rPr>
-          <w:rFonts w:ascii="Arial" w:hAnsi="Arial" w:cs="Arial"/>
-        </w:rPr>
-        <w:tab/>
-      </w:r>
-      <w:r>
-        <w:rPr>
-          <w:rFonts w:ascii="Arial" w:hAnsi="Arial" w:cs="Arial"/>
-        </w:rPr>
-        <w:tab/>
-      </w:r>
-      <w:r>
-        <w:rPr>
-          <w:rFonts w:ascii="Arial" w:hAnsi="Arial" w:cs="Arial"/>
-        </w:rPr>
-        <w:tab/>
-      </w:r>
-      <w:r>
-        <w:rPr>
-          <w:rFonts w:ascii="Arial" w:hAnsi="Arial" w:cs="Arial"/>
-          <w:b/>
-          <w:bCs/>
-        </w:rPr>
-        <w:t>E-mail:</w:t>
-      </w:r>
-      <w:r>
-        <w:rPr>
-          <w:rFonts w:ascii="Arial" w:hAnsi="Arial" w:cs="Arial"/>
-        </w:rPr>
-        <w:t xml:space="preserve"> </w:t>
-      </w:r>
-      <w:r>
-        <w:rPr>
-          <w:rFonts w:ascii="Arial" w:hAnsi="Arial" w:cs="Arial"/>
-        </w:rPr>
-        <w:t>heidi.pluska@boiseschools.org</w:t>
-      </w:r>
-    </w:p>
-    <w:p>
-      <w:pPr>
-        <w:rPr>
-          <w:rFonts w:ascii="Arial" w:hAnsi="Arial" w:cs="Arial"/>
-        </w:rPr>
-      </w:pPr>
-      <w:r>
-        <w:rPr>
-          <w:rFonts w:ascii="Arial" w:hAnsi="Arial" w:cs="Arial"/>
-          <w:b/>
-          <w:bCs/>
-        </w:rPr>
         <w:t xml:space="preserve">Office Hours: </w:t>
       </w:r>
       <w:r>
         <w:rPr>
           <w:rFonts w:ascii="Arial" w:hAnsi="Arial" w:cs="Arial"/>
         </w:rPr>
-        <w:t xml:space="preserve">M, Tu, W, </w:t>
-      </w:r>
-      <w:proofErr w:type="gramStart"/>
-      <w:r>
-        <w:rPr>
-          <w:rFonts w:ascii="Arial" w:hAnsi="Arial" w:cs="Arial"/>
-        </w:rPr>
-        <w:t>Th</w:t>
+        <w:t>M, Tu, W, Th</w:t>
       </w:r>
       <w:r>
         <w:rPr>
@@ -459,7 +426,6 @@
         </w:rPr>
         <w:t xml:space="preserve"> @</w:t>
       </w:r>
-      <w:proofErr w:type="gramEnd"/>
       <w:r>
         <w:rPr>
           <w:rFonts w:ascii="Arial" w:hAnsi="Arial" w:cs="Arial"/>
@@ -513,21 +479,7 @@
         <w:rPr>
           <w:rFonts w:ascii="Arial" w:hAnsi="Arial" w:cs="Arial"/>
         </w:rPr>
-        <w:t xml:space="preserve">Computational and Inferential Thinking </w:t>
-      </w:r>
-      <w:proofErr w:type="gramStart"/>
-      <w:r>
-        <w:rPr>
-          <w:rFonts w:ascii="Arial" w:hAnsi="Arial" w:cs="Arial"/>
-        </w:rPr>
-        <w:t>The</w:t>
-      </w:r>
-      <w:proofErr w:type="gramEnd"/>
-      <w:r>
-        <w:rPr>
-          <w:rFonts w:ascii="Arial" w:hAnsi="Arial" w:cs="Arial"/>
-        </w:rPr>
-        <w:t xml:space="preserve"> Foundations of Data Science, by Ani Adhikari and John</w:t>
+        <w:t>Computational and Inferential Thinking The Foundations of Data Science, by Ani Adhikari and John</w:t>
       </w:r>
       <w:r>
         <w:rPr>
@@ -539,13 +491,13 @@
         <w:rPr>
           <w:rFonts w:ascii="Arial" w:hAnsi="Arial" w:cs="Arial"/>
         </w:rPr>
-        <w:t>DeNero (free online</w:t>
-      </w:r>
-      <w:r>
-        <w:rPr>
-          <w:rFonts w:ascii="Arial" w:hAnsi="Arial" w:cs="Arial"/>
-        </w:rPr>
-        <w:t>)</w:t>
+        <w:t>DeNero (free online)</w:t>
+      </w:r>
+      <w:r>
+        <w:rPr>
+          <w:rFonts w:ascii="Arial" w:hAnsi="Arial" w:cs="Arial"/>
+        </w:rPr>
+        <w:t xml:space="preserve"> &amp; Teacher Created Resources</w:t>
       </w:r>
     </w:p>
     <w:p>
@@ -621,13 +573,7 @@
         <w:rPr>
           <w:rFonts w:ascii="Arial" w:hAnsi="Arial" w:cs="Arial"/>
         </w:rPr>
-        <w:t>Apply</w:t>
-      </w:r>
-      <w:r>
-        <w:rPr>
-          <w:rFonts w:ascii="Arial" w:hAnsi="Arial" w:cs="Arial"/>
-        </w:rPr>
-        <w:t xml:space="preserve"> the basics of programming for data science using Python</w:t>
+        <w:t>Apply the basics of programming for data science using Python</w:t>
       </w:r>
     </w:p>
     <w:p>
@@ -732,13 +678,7 @@
         <w:rPr>
           <w:rFonts w:ascii="Arial" w:hAnsi="Arial" w:cs="Arial"/>
         </w:rPr>
-        <w:t>Making inferences based on that analysi</w:t>
-      </w:r>
-      <w:r>
-        <w:rPr>
-          <w:rFonts w:ascii="Arial" w:hAnsi="Arial" w:cs="Arial"/>
-        </w:rPr>
-        <w:t>s</w:t>
+        <w:t>Making inferences based on that analysis</w:t>
       </w:r>
     </w:p>
     <w:p>
@@ -833,7 +773,23 @@
           <w:sz w:val="22"/>
           <w:szCs w:val="22"/>
         </w:rPr>
-        <w:t>Projects: 20%</w:t>
+        <w:t>Projects</w:t>
+      </w:r>
+      <w:r>
+        <w:rPr>
+          <w:rFonts w:ascii="Arial" w:hAnsi="Arial" w:cs="Arial"/>
+          <w:sz w:val="22"/>
+          <w:szCs w:val="22"/>
+        </w:rPr>
+        <w:t xml:space="preserve"> &amp; Exams</w:t>
+      </w:r>
+      <w:r>
+        <w:rPr>
+          <w:rFonts w:ascii="Arial" w:hAnsi="Arial" w:cs="Arial"/>
+          <w:sz w:val="22"/>
+          <w:szCs w:val="22"/>
+        </w:rPr>
+        <w:t>: 20%</w:t>
       </w:r>
       <w:r>
         <w:rPr>
@@ -2058,25 +2014,7 @@
           <w:bCs/>
           <w:iCs/>
         </w:rPr>
-        <w:t xml:space="preserve">Each week I will introduce a new concept using guided notes.  The accompanying ticket out the door will be due </w:t>
-      </w:r>
-      <w:proofErr w:type="gramStart"/>
-      <w:r>
-        <w:rPr>
-          <w:rFonts w:ascii="Arial" w:hAnsi="Arial" w:cs="Arial"/>
-          <w:bCs/>
-          <w:iCs/>
-        </w:rPr>
-        <w:t>by</w:t>
-      </w:r>
-      <w:proofErr w:type="gramEnd"/>
-      <w:r>
-        <w:rPr>
-          <w:rFonts w:ascii="Arial" w:hAnsi="Arial" w:cs="Arial"/>
-          <w:bCs/>
-          <w:iCs/>
-        </w:rPr>
-        <w:t xml:space="preserve"> the end of the day during which the notes were presented.  </w:t>
+        <w:t xml:space="preserve">Each week I will introduce a new concept using guided notes.  The accompanying ticket out the door will be due by the end of the day during which the notes were presented.  </w:t>
       </w:r>
     </w:p>
     <w:p>
@@ -2324,7 +2262,7 @@
 </file>
 
 <file path=word/numbering.xml><?xml version="1.0" encoding="utf-8"?>
-<w:numbering xmlns:wpc="http://schemas.microsoft.com/office/word/2010/wordprocessingCanvas" xmlns:cx="http://schemas.microsoft.com/office/drawing/2014/chartex" xmlns:cx1="http://schemas.microsoft.com/office/drawing/2015/9/8/chartex" xmlns:cx2="http://schemas.microsoft.com/office/drawing/2015/10/21/chartex" xmlns:cx3="http://schemas.microsoft.com/office/drawing/2016/5/9/chartex" xmlns:cx4="http://schemas.microsoft.com/office/drawing/2016/5/10/chartex" xmlns:cx5="http://schemas.microsoft.com/office/drawing/2016/5/11/chartex" xmlns:cx6="http://schemas.microsoft.com/office/drawing/2016/5/12/chartex" xmlns:cx7="http://schemas.microsoft.com/office/drawing/2016/5/13/chartex" xmlns:cx8="http://schemas.microsoft.com/office/drawing/2016/5/14/chartex" xmlns:mc="http://schemas.openxmlformats.org/markup-compatibility/2006" xmlns:aink="http://schemas.microsoft.com/office/drawing/2016/ink" xmlns:am3d="http://schemas.microsoft.com/office/drawing/2017/model3d" xmlns:o="urn:schemas-microsoft-com:office:office" xmlns:oel="http://schemas.microsoft.com/office/2019/extlst" xmlns:r="http://schemas.openxmlformats.org/officeDocument/2006/relationships" xmlns:m="http://schemas.openxmlformats.org/officeDocument/2006/math" xmlns:v="urn:schemas-microsoft-com:vml" xmlns:wp14="http://schemas.microsoft.com/office/word/2010/wordprocessingDrawing" xmlns:wp="http://schemas.openxmlformats.org/drawingml/2006/wordprocessingDrawing" xmlns:w10="urn:schemas-microsoft-com:office:word" xmlns:w="http://schemas.openxmlformats.org/wordprocessingml/2006/main" xmlns:w14="http://schemas.microsoft.com/office/word/2010/wordml" xmlns:w15="http://schemas.microsoft.com/office/word/2012/wordml" xmlns:w16cex="http://schemas.microsoft.com/office/word/2018/wordml/cex" xmlns:w16cid="http://schemas.microsoft.com/office/word/2016/wordml/cid" xmlns:w16="http://schemas.microsoft.com/office/word/2018/wordml" xmlns:w16du="http://schemas.microsoft.com/office/word/2023/wordml/word16du" xmlns:w16sdtdh="http://schemas.microsoft.com/office/word/2020/wordml/sdtdatahash" xmlns:w16sdtfl="http://schemas.microsoft.com/office/word/2024/wordml/sdtformatlock" xmlns:w16se="http://schemas.microsoft.com/office/word/2015/wordml/symex" xmlns:wpg="http://schemas.microsoft.com/office/word/2010/wordprocessingGroup" xmlns:wpi="http://schemas.microsoft.com/office/word/2010/wordprocessingInk" xmlns:wne="http://schemas.microsoft.com/office/word/2006/wordml" xmlns:wps="http://schemas.microsoft.com/office/word/2010/wordprocessingShape" mc:Ignorable="w14 w15 w16se w16cid w16 w16cex w16sdtdh w16sdtfl w16du wp14">
+<w:numbering xmlns:wpc="http://schemas.microsoft.com/office/word/2010/wordprocessingCanvas" xmlns:cx="http://schemas.microsoft.com/office/drawing/2014/chartex" xmlns:cx1="http://schemas.microsoft.com/office/drawing/2015/9/8/chartex" xmlns:cx2="http://schemas.microsoft.com/office/drawing/2015/10/21/chartex" xmlns:cx3="http://schemas.microsoft.com/office/drawing/2016/5/9/chartex" xmlns:cx4="http://schemas.microsoft.com/office/drawing/2016/5/10/chartex" xmlns:cx5="http://schemas.microsoft.com/office/drawing/2016/5/11/chartex" xmlns:cx6="http://schemas.microsoft.com/office/drawing/2016/5/12/chartex" xmlns:cx7="http://schemas.microsoft.com/office/drawing/2016/5/13/chartex" xmlns:cx8="http://schemas.microsoft.com/office/drawing/2016/5/14/chartex" xmlns:mc="http://schemas.openxmlformats.org/markup-compatibility/2006" xmlns:aink="http://schemas.microsoft.com/office/drawing/2016/ink" xmlns:am3d="http://schemas.microsoft.com/office/drawing/2017/model3d" xmlns:o="urn:schemas-microsoft-com:office:office" xmlns:r="http://schemas.openxmlformats.org/officeDocument/2006/relationships" xmlns:m="http://schemas.openxmlformats.org/officeDocument/2006/math" xmlns:v="urn:schemas-microsoft-com:vml" xmlns:wp14="http://schemas.microsoft.com/office/word/2010/wordprocessingDrawing" xmlns:wp="http://schemas.openxmlformats.org/drawingml/2006/wordprocessingDrawing" xmlns:w10="urn:schemas-microsoft-com:office:word" xmlns:w="http://schemas.openxmlformats.org/wordprocessingml/2006/main" xmlns:w14="http://schemas.microsoft.com/office/word/2010/wordml" xmlns:w15="http://schemas.microsoft.com/office/word/2012/wordml" xmlns:w16cex="http://schemas.microsoft.com/office/word/2018/wordml/cex" xmlns:w16cid="http://schemas.microsoft.com/office/word/2016/wordml/cid" xmlns:w16="http://schemas.microsoft.com/office/word/2018/wordml" xmlns:w16se="http://schemas.microsoft.com/office/word/2015/wordml/symex" xmlns:wpg="http://schemas.microsoft.com/office/word/2010/wordprocessingGroup" xmlns:wpi="http://schemas.microsoft.com/office/word/2010/wordprocessingInk" xmlns:wne="http://schemas.microsoft.com/office/word/2006/wordml" xmlns:wps="http://schemas.microsoft.com/office/word/2010/wordprocessingShape" mc:Ignorable="w14 w15 w16se w16cid w16 w16cex wp14">
   <w:abstractNum w:abstractNumId="0" w15:restartNumberingAfterBreak="0">
     <w:nsid w:val="3D290575"/>
     <w:multiLevelType w:val="hybridMultilevel"/>
@@ -2551,17 +2489,17 @@
       </w:rPr>
     </w:lvl>
   </w:abstractNum>
-  <w:num w:numId="1" w16cid:durableId="152381525">
+  <w:num w:numId="1">
     <w:abstractNumId w:val="1"/>
   </w:num>
-  <w:num w:numId="2" w16cid:durableId="1256934819">
+  <w:num w:numId="2">
     <w:abstractNumId w:val="0"/>
   </w:num>
 </w:numbering>
 </file>
 
 <file path=word/styles.xml><?xml version="1.0" encoding="utf-8"?>
-<w:styles xmlns:mc="http://schemas.openxmlformats.org/markup-compatibility/2006" xmlns:r="http://schemas.openxmlformats.org/officeDocument/2006/relationships" xmlns:w="http://schemas.openxmlformats.org/wordprocessingml/2006/main" xmlns:w14="http://schemas.microsoft.com/office/word/2010/wordml" xmlns:w15="http://schemas.microsoft.com/office/word/2012/wordml" xmlns:w16cex="http://schemas.microsoft.com/office/word/2018/wordml/cex" xmlns:w16cid="http://schemas.microsoft.com/office/word/2016/wordml/cid" xmlns:w16="http://schemas.microsoft.com/office/word/2018/wordml" xmlns:w16du="http://schemas.microsoft.com/office/word/2023/wordml/word16du" xmlns:w16sdtdh="http://schemas.microsoft.com/office/word/2020/wordml/sdtdatahash" xmlns:w16sdtfl="http://schemas.microsoft.com/office/word/2024/wordml/sdtformatlock" xmlns:w16se="http://schemas.microsoft.com/office/word/2015/wordml/symex" mc:Ignorable="w14 w15 w16se w16cid w16 w16cex w16sdtdh w16sdtfl w16du">
+<w:styles xmlns:mc="http://schemas.openxmlformats.org/markup-compatibility/2006" xmlns:r="http://schemas.openxmlformats.org/officeDocument/2006/relationships" xmlns:w="http://schemas.openxmlformats.org/wordprocessingml/2006/main" xmlns:w14="http://schemas.microsoft.com/office/word/2010/wordml" xmlns:w15="http://schemas.microsoft.com/office/word/2012/wordml" xmlns:w16cex="http://schemas.microsoft.com/office/word/2018/wordml/cex" xmlns:w16cid="http://schemas.microsoft.com/office/word/2016/wordml/cid" xmlns:w16="http://schemas.microsoft.com/office/word/2018/wordml" xmlns:w16se="http://schemas.microsoft.com/office/word/2015/wordml/symex" mc:Ignorable="w14 w15 w16se w16cid w16 w16cex">
   <w:docDefaults>
     <w:rPrDefault>
       <w:rPr>
